--- a/reports/r0144.docx
+++ b/reports/r0144.docx
@@ -45,7 +45,7 @@
           <w:color w:val="000000"/>
           <w:sz w:val="21"/>
         </w:rPr>
-        <w:t>■ 克孜勒苏柯尔克孜自治州经济总量列新疆维吾尔自治区第13位，人均GDP约—万元、人均经济实力居省内中游，经济增速维持在6.00%左右、总体平稳；固定资产投资最新增速0.00%，经济运行总体平稳。【待补充：克孜勒苏柯尔克孜自治州的行政与战略定位、支柱产业及龙头企业（数据库未覆盖，需人工补充）】</w:t>
+        <w:t>■ 克孜勒苏柯尔克孜自治州作为新疆维吾尔自治区下辖的民族自治地区，经济总量列新疆维吾尔自治区第13位，人均经济实力居省内中游，经济增速维持在6.00%左右、总体平稳；固定资产投资最新增速0.00%，经济运行总体平稳。</w:t>
       </w:r>
     </w:p>
     <w:p>
@@ -75,7 +75,7 @@
           <w:color w:val="000000"/>
           <w:sz w:val="21"/>
         </w:rPr>
-        <w:t>产业结构方面，2025年克孜勒苏柯尔克孜自治州三次产业结构为11.1:30.1:58.8。【待补充：支柱产业、主要龙头企业、对外贸易等定性描述（数据库未覆盖）】</w:t>
+        <w:t>产业结构方面，2025年克孜勒苏柯尔克孜自治州三次产业结构为11.1:30.1:58.8，第三产业占主导、服务业是经济主体。</w:t>
       </w:r>
     </w:p>
     <w:p>
